--- a/internal_doc/06.测试报告/SUSE12内核BUG测试报告.docx
+++ b/internal_doc/06.测试报告/SUSE12内核BUG测试报告.docx
@@ -39,9 +39,6 @@
           <w:ilvl w:val="0"/>
           <w:numId w:val="8"/>
         </w:numPr>
-        <w:rPr>
-          <w:rFonts w:hint="eastAsia"/>
-        </w:rPr>
       </w:pPr>
       <w:r>
         <w:rPr>
@@ -59,6 +56,9 @@
     <w:p>
       <w:pPr>
         <w:ind w:left="420"/>
+        <w:rPr>
+          <w:rFonts w:hint="eastAsia"/>
+        </w:rPr>
       </w:pPr>
       <w:r>
         <w:rPr>
@@ -129,230 +129,260 @@
     </w:p>
     <w:p>
       <w:pPr>
-        <w:ind w:firstLineChars="200" w:firstLine="420"/>
-      </w:pPr>
-      <w:r>
-        <w:rPr>
-          <w:rFonts w:hint="eastAsia"/>
-        </w:rPr>
-        <w:t>SUSE12</w:t>
-      </w:r>
-      <w:r>
-        <w:rPr>
-          <w:rFonts w:hint="eastAsia"/>
-        </w:rPr>
-        <w:t>内核存在</w:t>
-      </w:r>
-      <w:r>
-        <w:rPr>
-          <w:rFonts w:hint="eastAsia"/>
-        </w:rPr>
-        <w:t>bug</w:t>
-      </w:r>
-      <w:r>
-        <w:rPr>
-          <w:rFonts w:hint="eastAsia"/>
-        </w:rPr>
-        <w:t>，该</w:t>
-      </w:r>
-      <w:r>
-        <w:rPr>
-          <w:rFonts w:hint="eastAsia"/>
-        </w:rPr>
-        <w:t>bug</w:t>
-      </w:r>
-      <w:r>
-        <w:rPr>
-          <w:rFonts w:hint="eastAsia"/>
-        </w:rPr>
-        <w:t>表现为在进程运行过程中会休眠，不会自动唤醒，需要发送信号</w:t>
-      </w:r>
-      <w:r>
-        <w:rPr>
-          <w:rFonts w:hint="eastAsia"/>
-        </w:rPr>
-        <w:t>（</w:t>
-      </w:r>
-      <w:r>
-        <w:rPr>
-          <w:rFonts w:hint="eastAsia"/>
-        </w:rPr>
-        <w:t>-35</w:t>
-      </w:r>
-      <w:r>
-        <w:rPr>
-          <w:rFonts w:hint="eastAsia"/>
-        </w:rPr>
-        <w:t>）</w:t>
-      </w:r>
-      <w:r>
-        <w:rPr>
-          <w:rFonts w:hint="eastAsia"/>
-        </w:rPr>
-        <w:t>唤醒</w:t>
-      </w:r>
-      <w:r>
-        <w:rPr>
-          <w:rFonts w:hint="eastAsia"/>
-        </w:rPr>
-        <w:t>休眠</w:t>
-      </w:r>
-      <w:r>
-        <w:rPr>
-          <w:rFonts w:hint="eastAsia"/>
-        </w:rPr>
-        <w:t>线程</w:t>
-      </w:r>
-      <w:r>
-        <w:rPr>
-          <w:rFonts w:hint="eastAsia"/>
-        </w:rPr>
-        <w:t>。</w:t>
+        <w:ind w:left="420"/>
+        <w:rPr>
+          <w:b/>
+        </w:rPr>
+      </w:pPr>
+      <w:r>
+        <w:rPr>
+          <w:rFonts w:hint="eastAsia"/>
+          <w:b/>
+        </w:rPr>
+        <w:t>问题现象：</w:t>
       </w:r>
     </w:p>
     <w:p>
       <w:pPr>
         <w:ind w:firstLineChars="200" w:firstLine="420"/>
-      </w:pPr>
-      <w:r>
-        <w:rPr>
-          <w:rFonts w:hint="eastAsia"/>
-        </w:rPr>
-        <w:t>原因是进程在</w:t>
-      </w:r>
-      <w:r>
-        <w:rPr>
-          <w:rFonts w:hint="eastAsia"/>
-        </w:rPr>
-        <w:t>Futex</w:t>
-      </w:r>
-      <w:r>
-        <w:rPr>
-          <w:rFonts w:hint="eastAsia"/>
-        </w:rPr>
-        <w:t>休眠了，</w:t>
-      </w:r>
-      <w:r>
-        <w:t>Futex</w:t>
-      </w:r>
-      <w:r>
-        <w:rPr>
-          <w:rFonts w:hint="eastAsia"/>
-        </w:rPr>
-        <w:t>是一种用户态和内核态混合的同步机制，使用</w:t>
-      </w:r>
-      <w:r>
-        <w:t>Futex</w:t>
-      </w:r>
-      <w:r>
-        <w:rPr>
-          <w:rFonts w:hint="eastAsia"/>
-        </w:rPr>
-        <w:t>同步机制，如果用于进程间同步，需要先调用</w:t>
-      </w:r>
-      <w:r>
-        <w:t>mmap</w:t>
-      </w:r>
-      <w:r>
-        <w:rPr>
-          <w:rFonts w:hint="eastAsia"/>
-        </w:rPr>
-        <w:t>创建一块共享内存，</w:t>
-      </w:r>
-      <w:r>
-        <w:t>Futex</w:t>
-      </w:r>
-      <w:r>
-        <w:rPr>
-          <w:rFonts w:hint="eastAsia"/>
-        </w:rPr>
-        <w:t>变量就位于共享区。同时对</w:t>
-      </w:r>
-      <w:r>
-        <w:t>Futex</w:t>
-      </w:r>
-      <w:r>
-        <w:rPr>
-          <w:rFonts w:hint="eastAsia"/>
-        </w:rPr>
-        <w:t>变量的操作必须是原子的，当进程试图进入临界区或者退出临界区的时候，首先检查共享内存中的</w:t>
-      </w:r>
-      <w:r>
-        <w:t>Futex</w:t>
-      </w:r>
-      <w:r>
-        <w:rPr>
-          <w:rFonts w:hint="eastAsia"/>
-        </w:rPr>
-        <w:t>变量，如果没有其他的进程也申请使用临界区，则只修改</w:t>
-      </w:r>
-      <w:r>
-        <w:t>Futex</w:t>
-      </w:r>
-      <w:r>
-        <w:rPr>
-          <w:rFonts w:hint="eastAsia"/>
-        </w:rPr>
-        <w:t>变量而不再执行系统调用。如果同时有其他进程在申请使用临界区，还是需要通过系统调用去执行等待或唤醒操作。这样通过用户态的</w:t>
-      </w:r>
-      <w:r>
-        <w:t>Futex</w:t>
-      </w:r>
-      <w:r>
-        <w:rPr>
-          <w:rFonts w:hint="eastAsia"/>
-        </w:rPr>
-        <w:t>变量的控制，减少了进程在用户态和内核态之间切换的次数，从而减少了系统同步的开销。</w:t>
-      </w:r>
-      <w:r>
-        <w:rPr>
-          <w:rFonts w:hint="eastAsia"/>
-        </w:rPr>
-        <w:t>在多</w:t>
-      </w:r>
-      <w:r>
-        <w:rPr>
-          <w:rFonts w:hint="eastAsia"/>
-        </w:rPr>
-        <w:t>cpu</w:t>
-      </w:r>
-      <w:r>
-        <w:rPr>
-          <w:rFonts w:hint="eastAsia"/>
-        </w:rPr>
-        <w:t>运行进程时，如果切换了</w:t>
-      </w:r>
-      <w:r>
-        <w:rPr>
-          <w:rFonts w:hint="eastAsia"/>
-        </w:rPr>
-        <w:t>CPU</w:t>
-      </w:r>
-      <w:r>
-        <w:rPr>
-          <w:rFonts w:hint="eastAsia"/>
-        </w:rPr>
-        <w:t>执行进程，会进行内存同步，从而调用</w:t>
-      </w:r>
-      <w:r>
-        <w:rPr>
-          <w:rFonts w:hint="eastAsia"/>
-        </w:rPr>
-        <w:t>Futex</w:t>
-      </w:r>
-      <w:r>
-        <w:rPr>
-          <w:rFonts w:hint="eastAsia"/>
-        </w:rPr>
-        <w:t>，导致进程休眠，而无法唤醒。</w:t>
+        <w:rPr>
+          <w:rFonts w:hint="eastAsia"/>
+        </w:rPr>
+      </w:pPr>
+      <w:r>
+        <w:rPr>
+          <w:rFonts w:hint="eastAsia"/>
+        </w:rPr>
+        <w:t>SUSE12</w:t>
+      </w:r>
+      <w:r>
+        <w:rPr>
+          <w:rFonts w:hint="eastAsia"/>
+        </w:rPr>
+        <w:t>内核存在</w:t>
+      </w:r>
+      <w:r>
+        <w:rPr>
+          <w:rFonts w:hint="eastAsia"/>
+        </w:rPr>
+        <w:t>bug</w:t>
+      </w:r>
+      <w:r>
+        <w:rPr>
+          <w:rFonts w:hint="eastAsia"/>
+        </w:rPr>
+        <w:t>，该</w:t>
+      </w:r>
+      <w:r>
+        <w:rPr>
+          <w:rFonts w:hint="eastAsia"/>
+        </w:rPr>
+        <w:t>bug</w:t>
+      </w:r>
+      <w:r>
+        <w:rPr>
+          <w:rFonts w:hint="eastAsia"/>
+        </w:rPr>
+        <w:t>表现为在进程运行过程中会休眠，不会自动唤醒，需要发送信号</w:t>
+      </w:r>
+      <w:r>
+        <w:rPr>
+          <w:rFonts w:hint="eastAsia"/>
+        </w:rPr>
+        <w:t>（</w:t>
+      </w:r>
+      <w:r>
+        <w:rPr>
+          <w:rFonts w:hint="eastAsia"/>
+        </w:rPr>
+        <w:t>-35</w:t>
+      </w:r>
+      <w:r>
+        <w:rPr>
+          <w:rFonts w:hint="eastAsia"/>
+        </w:rPr>
+        <w:t>）</w:t>
+      </w:r>
+      <w:r>
+        <w:rPr>
+          <w:rFonts w:hint="eastAsia"/>
+        </w:rPr>
+        <w:t>唤醒</w:t>
+      </w:r>
+      <w:r>
+        <w:rPr>
+          <w:rFonts w:hint="eastAsia"/>
+        </w:rPr>
+        <w:t>休眠</w:t>
+      </w:r>
+      <w:r>
+        <w:rPr>
+          <w:rFonts w:hint="eastAsia"/>
+        </w:rPr>
+        <w:t>线程</w:t>
+      </w:r>
+      <w:r>
+        <w:rPr>
+          <w:rFonts w:hint="eastAsia"/>
+        </w:rPr>
+        <w:t>。</w:t>
       </w:r>
     </w:p>
     <w:p>
       <w:pPr>
+        <w:ind w:firstLineChars="200" w:firstLine="422"/>
+        <w:rPr>
+          <w:b/>
+        </w:rPr>
+      </w:pPr>
+      <w:r>
+        <w:rPr>
+          <w:rFonts w:hint="eastAsia"/>
+          <w:b/>
+        </w:rPr>
+        <w:t>定位原因：</w:t>
+      </w:r>
+    </w:p>
+    <w:p>
+      <w:pPr>
         <w:ind w:firstLineChars="200" w:firstLine="420"/>
-        <w:rPr>
-          <w:rFonts w:hint="eastAsia"/>
-        </w:rPr>
+      </w:pPr>
+      <w:r>
+        <w:rPr>
+          <w:rFonts w:hint="eastAsia"/>
+        </w:rPr>
+        <w:t>原因是进程在</w:t>
+      </w:r>
+      <w:r>
+        <w:rPr>
+          <w:rFonts w:hint="eastAsia"/>
+        </w:rPr>
+        <w:t>Futex</w:t>
+      </w:r>
+      <w:r>
+        <w:rPr>
+          <w:rFonts w:hint="eastAsia"/>
+        </w:rPr>
+        <w:t>休眠了，</w:t>
+      </w:r>
+      <w:r>
+        <w:t>Futex</w:t>
+      </w:r>
+      <w:r>
+        <w:rPr>
+          <w:rFonts w:hint="eastAsia"/>
+        </w:rPr>
+        <w:t>是一种用户态和内核态混合的同步机制，使用</w:t>
+      </w:r>
+      <w:r>
+        <w:t>Futex</w:t>
+      </w:r>
+      <w:r>
+        <w:rPr>
+          <w:rFonts w:hint="eastAsia"/>
+        </w:rPr>
+        <w:t>同步机制，如果用于进程间同步，需要先调用</w:t>
+      </w:r>
+      <w:r>
+        <w:t>mmap</w:t>
+      </w:r>
+      <w:r>
+        <w:rPr>
+          <w:rFonts w:hint="eastAsia"/>
+        </w:rPr>
+        <w:t>创建一块共享内存，</w:t>
+      </w:r>
+      <w:r>
+        <w:t>Futex</w:t>
+      </w:r>
+      <w:r>
+        <w:rPr>
+          <w:rFonts w:hint="eastAsia"/>
+        </w:rPr>
+        <w:t>变量就位于共享区。同时对</w:t>
+      </w:r>
+      <w:r>
+        <w:t>Futex</w:t>
+      </w:r>
+      <w:r>
+        <w:rPr>
+          <w:rFonts w:hint="eastAsia"/>
+        </w:rPr>
+        <w:t>变量的操作必须是原子的，当进程试图进入临界区或者退出临界区的时候，首先检查共享内存中的</w:t>
+      </w:r>
+      <w:r>
+        <w:t>Futex</w:t>
+      </w:r>
+      <w:r>
+        <w:rPr>
+          <w:rFonts w:hint="eastAsia"/>
+        </w:rPr>
+        <w:t>变量，如果没有其他的进程也申请使用临界区，则只修改</w:t>
+      </w:r>
+      <w:r>
+        <w:t>Futex</w:t>
+      </w:r>
+      <w:r>
+        <w:rPr>
+          <w:rFonts w:hint="eastAsia"/>
+        </w:rPr>
+        <w:t>变量而不再执行系统调用。如果同时有其他进程在申请使用临界区，还是需要通过系统调用去执行等待或唤醒操作。这样通过用户态的</w:t>
+      </w:r>
+      <w:r>
+        <w:t>Futex</w:t>
+      </w:r>
+      <w:r>
+        <w:rPr>
+          <w:rFonts w:hint="eastAsia"/>
+        </w:rPr>
+        <w:t>变量的控制，减少了进程在用户态和内核态之间切换的次数，从而减少了系统同步的开销。</w:t>
+      </w:r>
+      <w:r>
+        <w:rPr>
+          <w:rFonts w:hint="eastAsia"/>
+        </w:rPr>
+        <w:t>在多</w:t>
+      </w:r>
+      <w:r>
+        <w:rPr>
+          <w:rFonts w:hint="eastAsia"/>
+        </w:rPr>
+        <w:t>cpu</w:t>
+      </w:r>
+      <w:r>
+        <w:rPr>
+          <w:rFonts w:hint="eastAsia"/>
+        </w:rPr>
+        <w:t>运行进程时，如果切换了</w:t>
+      </w:r>
+      <w:r>
+        <w:rPr>
+          <w:rFonts w:hint="eastAsia"/>
+        </w:rPr>
+        <w:t>CPU</w:t>
+      </w:r>
+      <w:r>
+        <w:rPr>
+          <w:rFonts w:hint="eastAsia"/>
+        </w:rPr>
+        <w:t>执行进程，会进行内存同步，从而调用</w:t>
+      </w:r>
+      <w:r>
+        <w:rPr>
+          <w:rFonts w:hint="eastAsia"/>
+        </w:rPr>
+        <w:t>Futex</w:t>
+      </w:r>
+      <w:r>
+        <w:rPr>
+          <w:rFonts w:hint="eastAsia"/>
+        </w:rPr>
+        <w:t>，导致进程休眠，而无法唤醒。</w:t>
+      </w:r>
+    </w:p>
+    <w:p>
+      <w:pPr>
+        <w:ind w:firstLineChars="200" w:firstLine="420"/>
       </w:pPr>
       <w:r>
         <w:rPr>
@@ -410,9 +440,6 @@
           <w:ilvl w:val="0"/>
           <w:numId w:val="8"/>
         </w:numPr>
-        <w:rPr>
-          <w:rFonts w:hint="eastAsia"/>
-        </w:rPr>
       </w:pPr>
       <w:r>
         <w:rPr>
@@ -423,7 +450,7 @@
     </w:p>
     <w:tbl>
       <w:tblPr>
-        <w:tblW w:w="9322" w:type="dxa"/>
+        <w:tblW w:w="7479" w:type="dxa"/>
         <w:tblBorders>
           <w:top w:val="single" w:sz="4" w:space="0" w:color="auto"/>
           <w:left w:val="single" w:sz="4" w:space="0" w:color="auto"/>
@@ -440,7 +467,6 @@
         <w:gridCol w:w="1701"/>
         <w:gridCol w:w="2268"/>
         <w:gridCol w:w="1417"/>
-        <w:gridCol w:w="1843"/>
       </w:tblGrid>
       <w:tr>
         <w:tc>
@@ -530,41 +556,6 @@
                 <w:rFonts w:cs="Arial" w:hint="eastAsia"/>
               </w:rPr>
               <w:t>测试人员</w:t>
-            </w:r>
-          </w:p>
-        </w:tc>
-        <w:tc>
-          <w:tcPr>
-            <w:tcW w:w="1843" w:type="dxa"/>
-            <w:vMerge w:val="restart"/>
-            <w:shd w:val="clear" w:color="auto" w:fill="E6E6E6"/>
-            <w:vAlign w:val="center"/>
-          </w:tcPr>
-          <w:p>
-            <w:pPr>
-              <w:pStyle w:val="a"/>
-              <w:jc w:val="center"/>
-              <w:rPr>
-                <w:rFonts w:cs="Arial"/>
-              </w:rPr>
-            </w:pPr>
-            <w:r>
-              <w:rPr>
-                <w:rFonts w:cs="Arial" w:hint="eastAsia"/>
-              </w:rPr>
-              <w:t>工作量（人</w:t>
-            </w:r>
-            <w:r>
-              <w:rPr>
-                <w:rFonts w:cs="Arial" w:hint="eastAsia"/>
-              </w:rPr>
-              <w:t>/</w:t>
-            </w:r>
-            <w:r>
-              <w:rPr>
-                <w:rFonts w:cs="Arial" w:hint="eastAsia"/>
-              </w:rPr>
-              <w:t>天）</w:t>
             </w:r>
           </w:p>
         </w:tc>
@@ -647,22 +638,6 @@
             </w:pPr>
           </w:p>
         </w:tc>
-        <w:tc>
-          <w:tcPr>
-            <w:tcW w:w="1843" w:type="dxa"/>
-            <w:vMerge/>
-            <w:shd w:val="clear" w:color="auto" w:fill="E6E6E6"/>
-          </w:tcPr>
-          <w:p>
-            <w:pPr>
-              <w:pStyle w:val="a"/>
-              <w:jc w:val="center"/>
-              <w:rPr>
-                <w:rFonts w:cs="Arial"/>
-              </w:rPr>
-            </w:pPr>
-          </w:p>
-        </w:tc>
       </w:tr>
       <w:tr>
         <w:trPr>
@@ -710,23 +685,7 @@
                 <w:i w:val="0"/>
                 <w:color w:val="auto"/>
               </w:rPr>
-              <w:t>201</w:t>
-            </w:r>
-            <w:r>
-              <w:rPr>
-                <w:rFonts w:hint="eastAsia"/>
-                <w:i w:val="0"/>
-                <w:color w:val="auto"/>
-              </w:rPr>
-              <w:t>8</w:t>
-            </w:r>
-            <w:r>
-              <w:rPr>
-                <w:rFonts w:hint="eastAsia"/>
-                <w:i w:val="0"/>
-                <w:color w:val="auto"/>
-              </w:rPr>
-              <w:t>-</w:t>
+              <w:t>2018-</w:t>
             </w:r>
             <w:r>
               <w:rPr>
@@ -821,29 +780,6 @@
                 <w:color w:val="auto"/>
               </w:rPr>
               <w:t>卢伟康</w:t>
-            </w:r>
-          </w:p>
-        </w:tc>
-        <w:tc>
-          <w:tcPr>
-            <w:tcW w:w="1843" w:type="dxa"/>
-          </w:tcPr>
-          <w:p>
-            <w:pPr>
-              <w:pStyle w:val="Char0"/>
-              <w:ind w:firstLineChars="0" w:firstLine="0"/>
-              <w:rPr>
-                <w:i w:val="0"/>
-                <w:color w:val="auto"/>
-              </w:rPr>
-            </w:pPr>
-            <w:r>
-              <w:rPr>
-                <w:rFonts w:hint="eastAsia"/>
-                <w:i w:val="0"/>
-                <w:color w:val="auto"/>
-              </w:rPr>
-              <w:t>1</w:t>
             </w:r>
           </w:p>
         </w:tc>
@@ -941,15 +877,7 @@
                 <w:i w:val="0"/>
                 <w:color w:val="auto"/>
               </w:rPr>
-              <w:t>2018-</w:t>
-            </w:r>
-            <w:r>
-              <w:rPr>
-                <w:rFonts w:hint="eastAsia"/>
-                <w:i w:val="0"/>
-                <w:color w:val="auto"/>
-              </w:rPr>
-              <w:t>0</w:t>
+              <w:t>2018-0</w:t>
             </w:r>
             <w:r>
               <w:rPr>
@@ -1000,38 +928,9 @@
             </w:r>
           </w:p>
         </w:tc>
-        <w:tc>
-          <w:tcPr>
-            <w:tcW w:w="1843" w:type="dxa"/>
-          </w:tcPr>
-          <w:p>
-            <w:pPr>
-              <w:pStyle w:val="Char0"/>
-              <w:ind w:firstLineChars="0" w:firstLine="0"/>
-              <w:rPr>
-                <w:i w:val="0"/>
-                <w:color w:val="auto"/>
-              </w:rPr>
-            </w:pPr>
-            <w:r>
-              <w:rPr>
-                <w:rFonts w:hint="eastAsia"/>
-                <w:i w:val="0"/>
-                <w:color w:val="auto"/>
-              </w:rPr>
-              <w:t>1</w:t>
-            </w:r>
-          </w:p>
-        </w:tc>
       </w:tr>
     </w:tbl>
-    <w:p>
-      <w:pPr>
-        <w:rPr>
-          <w:rFonts w:hint="eastAsia"/>
-        </w:rPr>
-      </w:pPr>
-    </w:p>
+    <w:p/>
     <w:p>
       <w:pPr>
         <w:pStyle w:val="Heading2"/>
@@ -1271,6 +1170,7 @@
         <w:rPr>
           <w:rFonts w:hint="eastAsia"/>
         </w:rPr>
+        <w:lastRenderedPageBreak/>
         <w:t>验证问题环境：</w:t>
       </w:r>
       <w:r>
@@ -1370,7 +1270,6 @@
               <w:rPr>
                 <w:rFonts w:hint="eastAsia"/>
               </w:rPr>
-              <w:lastRenderedPageBreak/>
               <w:t>内核</w:t>
             </w:r>
           </w:p>
@@ -1632,9 +1531,6 @@
           <w:ilvl w:val="0"/>
           <w:numId w:val="8"/>
         </w:numPr>
-        <w:rPr>
-          <w:rFonts w:hint="eastAsia"/>
-        </w:rPr>
       </w:pPr>
       <w:r>
         <w:rPr>
@@ -1660,13 +1556,25 @@
         <w:rPr>
           <w:rFonts w:hint="eastAsia"/>
         </w:rPr>
-        <w:t>测试</w:t>
-      </w:r>
-      <w:r>
-        <w:rPr>
-          <w:rFonts w:hint="eastAsia"/>
-        </w:rPr>
-        <w:t>集群上同时执行以下测试：</w:t>
+        <w:t>suse12</w:t>
+      </w:r>
+      <w:r>
+        <w:rPr>
+          <w:rFonts w:hint="eastAsia"/>
+        </w:rPr>
+        <w:t>及</w:t>
+      </w:r>
+      <w:r>
+        <w:rPr>
+          <w:rFonts w:hint="eastAsia"/>
+        </w:rPr>
+        <w:t>suse12 sp2</w:t>
+      </w:r>
+      <w:r>
+        <w:rPr>
+          <w:rFonts w:hint="eastAsia"/>
+        </w:rPr>
+        <w:t>两个测试集群上同时执行以下测试：</w:t>
       </w:r>
     </w:p>
     <w:p>
@@ -1680,31 +1588,19 @@
         <w:rPr>
           <w:rFonts w:hint="eastAsia"/>
         </w:rPr>
-        <w:t>story</w:t>
-      </w:r>
-      <w:r>
-        <w:rPr>
-          <w:rFonts w:hint="eastAsia"/>
-        </w:rPr>
-        <w:t>的</w:t>
-      </w:r>
-      <w:r>
-        <w:rPr>
-          <w:rFonts w:hint="eastAsia"/>
-        </w:rPr>
-        <w:t>java</w:t>
-      </w:r>
-      <w:r>
-        <w:rPr>
-          <w:rFonts w:hint="eastAsia"/>
-        </w:rPr>
-        <w:t>自动化测试用例</w:t>
-      </w:r>
-      <w:r>
-        <w:rPr>
-          <w:rFonts w:hint="eastAsia"/>
-        </w:rPr>
-        <w:t>。</w:t>
+        <w:t>验证</w:t>
+      </w:r>
+      <w:r>
+        <w:rPr>
+          <w:rFonts w:hint="eastAsia"/>
+        </w:rPr>
+        <w:t>sequoiadb2.8.5</w:t>
+      </w:r>
+      <w:r>
+        <w:rPr>
+          <w:rFonts w:hint="eastAsia"/>
+        </w:rPr>
+        <w:t>版本所有功能（在测试环境上运行自动化测试用例）。</w:t>
       </w:r>
     </w:p>
     <w:p>
@@ -1718,7 +1614,7 @@
         <w:rPr>
           <w:rFonts w:hint="eastAsia"/>
         </w:rPr>
-        <w:t>写记录</w:t>
+        <w:t>针对特定场景验证并发写记录和</w:t>
       </w:r>
       <w:r>
         <w:rPr>
@@ -1730,25 +1626,24 @@
         <w:rPr>
           <w:rFonts w:hint="eastAsia"/>
         </w:rPr>
-        <w:t>脚本</w:t>
-      </w:r>
-      <w:r>
-        <w:rPr>
-          <w:rFonts w:hint="eastAsia"/>
-        </w:rPr>
-        <w:t>：</w:t>
-      </w:r>
-      <w:r>
-        <w:rPr>
-          <w:rFonts w:hint="eastAsia"/>
-        </w:rPr>
-        <w:t>脚本内容</w:t>
-      </w:r>
-      <w:r>
-        <w:rPr>
-          <w:rFonts w:hint="eastAsia"/>
-        </w:rPr>
-        <w:t>:50</w:t>
+        <w:t>数据：</w:t>
+      </w:r>
+    </w:p>
+    <w:p>
+      <w:pPr>
+        <w:ind w:firstLineChars="200" w:firstLine="420"/>
+      </w:pPr>
+      <w:r>
+        <w:rPr>
+          <w:rFonts w:hint="eastAsia"/>
+        </w:rPr>
+        <w:t>测试脚本实现如下：</w:t>
+      </w:r>
+      <w:r>
+        <w:rPr>
+          <w:rFonts w:hint="eastAsia"/>
+        </w:rPr>
+        <w:t>50</w:t>
       </w:r>
       <w:r>
         <w:rPr>
@@ -1954,32 +1849,158 @@
     <w:p>
       <w:pPr>
         <w:rPr>
+          <w:rFonts w:ascii="宋体" w:eastAsia="宋体" w:hAnsi="宋体" w:hint="eastAsia"/>
+          <w:szCs w:val="21"/>
+        </w:rPr>
+      </w:pPr>
+      <w:r>
+        <w:rPr>
+          <w:rFonts w:ascii="宋体" w:eastAsia="宋体" w:hAnsi="宋体" w:hint="eastAsia"/>
+          <w:szCs w:val="21"/>
+        </w:rPr>
+        <w:tab/>
+      </w:r>
+      <w:r>
+        <w:rPr>
+          <w:rFonts w:ascii="宋体" w:eastAsia="宋体" w:hAnsi="宋体" w:hint="eastAsia"/>
+          <w:szCs w:val="21"/>
+        </w:rPr>
+        <w:t>s</w:t>
+      </w:r>
+      <w:r>
+        <w:rPr>
           <w:rFonts w:ascii="宋体" w:eastAsia="宋体" w:hAnsi="宋体"/>
           <w:szCs w:val="21"/>
         </w:rPr>
-      </w:pPr>
+        <w:t>use</w:t>
+      </w:r>
       <w:r>
         <w:rPr>
           <w:rFonts w:ascii="宋体" w:eastAsia="宋体" w:hAnsi="宋体" w:hint="eastAsia"/>
           <w:szCs w:val="21"/>
         </w:rPr>
-        <w:tab/>
-      </w:r>
-      <w:r>
+        <w:t>sp2-12在相同环境下执行相同时间无机器故障出现</w:t>
+      </w:r>
+    </w:p>
+    <w:p>
+      <w:pPr>
+        <w:pStyle w:val="Heading2"/>
+        <w:numPr>
+          <w:ilvl w:val="0"/>
+          <w:numId w:val="8"/>
+        </w:numPr>
+        <w:rPr>
+          <w:rFonts w:hint="eastAsia"/>
+        </w:rPr>
+      </w:pPr>
+      <w:r>
+        <w:rPr>
+          <w:rFonts w:hint="eastAsia"/>
+        </w:rPr>
+        <w:t>测试结论</w:t>
+      </w:r>
+    </w:p>
+    <w:p>
+      <w:pPr>
+        <w:ind w:firstLineChars="200" w:firstLine="420"/>
         <w:rPr>
           <w:rFonts w:ascii="宋体" w:eastAsia="宋体" w:hAnsi="宋体"/>
           <w:szCs w:val="21"/>
         </w:rPr>
-        <w:t>Suse</w:t>
-      </w:r>
+      </w:pPr>
       <w:r>
         <w:rPr>
           <w:rFonts w:ascii="宋体" w:eastAsia="宋体" w:hAnsi="宋体" w:hint="eastAsia"/>
           <w:szCs w:val="21"/>
         </w:rPr>
-        <w:t>sp2-12在相同环境下执行相同时间无机器故障出现</w:t>
+        <w:t>综合测试结果分析，经</w:t>
+      </w:r>
+      <w:r>
+        <w:rPr>
+          <w:rFonts w:hint="eastAsia"/>
+        </w:rPr>
+        <w:t>suse12</w:t>
+      </w:r>
+      <w:r>
+        <w:rPr>
+          <w:rFonts w:hint="eastAsia"/>
+        </w:rPr>
+        <w:t>及</w:t>
+      </w:r>
+      <w:r>
+        <w:rPr>
+          <w:rFonts w:hint="eastAsia"/>
+        </w:rPr>
+        <w:t>suse12 sp2</w:t>
+      </w:r>
+      <w:r>
+        <w:rPr>
+          <w:rFonts w:hint="eastAsia"/>
+        </w:rPr>
+        <w:t>两个系统下对比测试，相同测试场景下</w:t>
+      </w:r>
+      <w:r>
+        <w:rPr>
+          <w:rFonts w:hint="eastAsia"/>
+        </w:rPr>
+        <w:t>suse12</w:t>
+      </w:r>
+      <w:r>
+        <w:rPr>
+          <w:rFonts w:hint="eastAsia"/>
+        </w:rPr>
+        <w:t>可以重现问题，</w:t>
+      </w:r>
+      <w:r>
+        <w:rPr>
+          <w:rFonts w:hint="eastAsia"/>
+        </w:rPr>
+        <w:t>suse12 sp2</w:t>
+      </w:r>
+      <w:r>
+        <w:rPr>
+          <w:rFonts w:hint="eastAsia"/>
+        </w:rPr>
+        <w:t>系统上</w:t>
+      </w:r>
+      <w:r>
+        <w:rPr>
+          <w:rFonts w:hint="eastAsia"/>
+        </w:rPr>
+        <w:t>sequoiadb</w:t>
+      </w:r>
+      <w:r>
+        <w:rPr>
+          <w:rFonts w:hint="eastAsia"/>
+        </w:rPr>
+        <w:t>运行正常，故该问题为</w:t>
+      </w:r>
+      <w:r>
+        <w:rPr>
+          <w:rFonts w:hint="eastAsia"/>
+        </w:rPr>
+        <w:t>suse12</w:t>
+      </w:r>
+      <w:r>
+        <w:rPr>
+          <w:rFonts w:hint="eastAsia"/>
+        </w:rPr>
+        <w:t>系统内核</w:t>
+      </w:r>
+      <w:r>
+        <w:rPr>
+          <w:rFonts w:hint="eastAsia"/>
+        </w:rPr>
+        <w:t>bug</w:t>
+      </w:r>
+      <w:r>
+        <w:rPr>
+          <w:rFonts w:hint="eastAsia"/>
+        </w:rPr>
+        <w:t>导致。</w:t>
       </w:r>
     </w:p>
+    <w:p/>
     <w:sectPr>
       <w:pgSz w:w="11906" w:h="16838"/>
       <w:pgMar w:top="1440" w:right="1800" w:bottom="1440" w:left="1800" w:header="851" w:footer="992" w:gutter="0"/>
@@ -2680,7 +2701,7 @@
   <w:abstractNum w:abstractNumId="7">
     <w:nsid w:val="648D4FE6"/>
     <w:multiLevelType w:val="hybridMultilevel"/>
-    <w:tmpl w:val="FEEAE13E"/>
+    <w:tmpl w:val="0FBAB2CE"/>
     <w:lvl w:ilvl="0" w:tplc="0409000F">
       <w:start w:val="1"/>
       <w:numFmt w:val="decimal"/>
